--- a/outputs/academic_solved/docx/TEAMS-BDA-104.docx
+++ b/outputs/academic_solved/docx/TEAMS-BDA-104.docx
@@ -247,6 +247,14 @@
         <w:t>#### Final Hash Table State:</w:t>
         <w:br/>
         <w:t>`[0: 44, 1: 12, 2: 13, 3: 88, 4: Empty, 5: Empty, 6: 23, 7: Empty, 8: Empty, 9: Empty, 10: 94]`</w:t>
+        <w:br/>
+        <w:br/>
+        <w:br/>
+        <w:t>---</w:t>
+        <w:br/>
+        <w:t>Submitted by: RAM CHARAN VANGA (RA2511027010164)</w:t>
+        <w:br/>
+        <w:t>Department of Computer Science &amp; Engineering (Big Data Analytics)</w:t>
         <w:br/>
       </w:r>
     </w:p>
